--- a/class23w.docx
+++ b/class23w.docx
@@ -192,7 +192,7 @@
         </w:numPr>
       </w:pPr>
       <w:r>
-        <w:t xml:space="preserve">ASA Statement on the Role of Statistics ion Data Science and AI (2023)</w:t>
+        <w:t xml:space="preserve">ASA Statement on the Role of Statistics in Data Science and AI (2023)</w:t>
       </w:r>
     </w:p>
     <w:bookmarkEnd w:id="20"/>
